--- a/backend/tests/fixtures/word/french-quote.docx
+++ b/backend/tests/fixtures/word/french-quote.docx
@@ -973,7 +973,7 @@
         </w:rPr>
         <w:t xml:space="preserve">À noter : les prix sont exprimés en euros (€) hors taxes. Pour toute question, n’hésitez pas à nous contacter au 04 72 00 00 00 ou par courriel à </w:t>
       </w:r>
-      <w:hyperlink w:history="1" r:id="rIduu_yk6fbdgwfah9zgnvbb">
+      <w:hyperlink w:history="1" r:id="rIdqrbabyw54mt9xikwzfc9v">
         <w:r>
           <w:rPr>
             <w:rFonts w:ascii="Calibri" w:cs="Calibri" w:eastAsia="Calibri" w:hAnsi="Calibri"/>
